--- a/07_Student_Communication_and_Showcase/TAS2O_Student_Onboarding_Package_AI_Enhanced.docx
+++ b/07_Student_Communication_and_Showcase/TAS2O_Student_Onboarding_Package_AI_Enhanced.docx
@@ -80,7 +80,7 @@
                 <w:b w:val="0"/>
                 <w:sz w:val="18"/>
               </w:rPr>
-              <w:t>[Insert School Name]</w:t>
+              <w:t>Webtree Academy</w:t>
             </w:r>
           </w:p>
         </w:tc>
@@ -114,7 +114,7 @@
                 <w:b w:val="0"/>
                 <w:sz w:val="18"/>
               </w:rPr>
-              <w:t>[Insert BSID]</w:t>
+              <w:t>883796</w:t>
             </w:r>
           </w:p>
         </w:tc>
@@ -216,7 +216,7 @@
                 <w:b w:val="0"/>
                 <w:sz w:val="18"/>
               </w:rPr>
-              <w:t>[Insert Teacher Name]</w:t>
+              <w:t>Carlos Chen</w:t>
             </w:r>
           </w:p>
         </w:tc>
@@ -250,7 +250,7 @@
                 <w:b w:val="0"/>
                 <w:sz w:val="18"/>
               </w:rPr>
-              <w:t>[Insert Principal Name]</w:t>
+              <w:t>Henry Michels</w:t>
             </w:r>
           </w:p>
         </w:tc>
@@ -284,7 +284,7 @@
                 <w:b w:val="0"/>
                 <w:sz w:val="18"/>
               </w:rPr>
-              <w:t>[Insert Term / Section]</w:t>
+              <w:t>Summer 2026 / Term 1 / Term 2</w:t>
             </w:r>
           </w:p>
         </w:tc>

--- a/07_Student_Communication_and_Showcase/TAS2O_Student_Onboarding_Package_AI_Enhanced.docx
+++ b/07_Student_Communication_and_Showcase/TAS2O_Student_Onboarding_Package_AI_Enhanced.docx
@@ -318,7 +318,7 @@
                 <w:b w:val="0"/>
                 <w:sz w:val="18"/>
               </w:rPr>
-              <w:t>[Insert Room / Lab]</w:t>
+              <w:t>Hybrid classroom / school lab</w:t>
             </w:r>
           </w:p>
         </w:tc>
@@ -352,7 +352,7 @@
                 <w:b w:val="0"/>
                 <w:sz w:val="18"/>
               </w:rPr>
-              <w:t>[Insert Student Name]</w:t>
+              <w:t>Student Name</w:t>
             </w:r>
           </w:p>
         </w:tc>
@@ -3332,7 +3332,7 @@
                 <w:b w:val="0"/>
                 <w:sz w:val="18"/>
               </w:rPr>
-              <w:t>[Insert Date]</w:t>
+              <w:t>2026-05-12</w:t>
             </w:r>
           </w:p>
         </w:tc>
@@ -3381,7 +3381,7 @@
                 <w:b w:val="0"/>
                 <w:sz w:val="18"/>
               </w:rPr>
-              <w:t>[Insert Date]</w:t>
+              <w:t>2026-05-12</w:t>
             </w:r>
           </w:p>
         </w:tc>
@@ -3430,7 +3430,7 @@
                 <w:b w:val="0"/>
                 <w:sz w:val="18"/>
               </w:rPr>
-              <w:t>[Insert Date]</w:t>
+              <w:t>2026-05-12</w:t>
             </w:r>
           </w:p>
         </w:tc>
@@ -3479,7 +3479,7 @@
                 <w:b w:val="0"/>
                 <w:sz w:val="18"/>
               </w:rPr>
-              <w:t>[Insert Date]</w:t>
+              <w:t>2026-05-12</w:t>
             </w:r>
           </w:p>
         </w:tc>
@@ -3528,7 +3528,7 @@
                 <w:b w:val="0"/>
                 <w:sz w:val="18"/>
               </w:rPr>
-              <w:t>[Insert Date]</w:t>
+              <w:t>2026-05-12</w:t>
             </w:r>
           </w:p>
         </w:tc>
@@ -3577,7 +3577,7 @@
                 <w:b w:val="0"/>
                 <w:sz w:val="18"/>
               </w:rPr>
-              <w:t>[Insert Date]</w:t>
+              <w:t>2026-05-12</w:t>
             </w:r>
           </w:p>
         </w:tc>
@@ -3626,7 +3626,7 @@
                 <w:b w:val="0"/>
                 <w:sz w:val="18"/>
               </w:rPr>
-              <w:t>[Insert Date]</w:t>
+              <w:t>2026-05-12</w:t>
             </w:r>
           </w:p>
         </w:tc>
@@ -3675,7 +3675,7 @@
                 <w:b w:val="0"/>
                 <w:sz w:val="18"/>
               </w:rPr>
-              <w:t>[Insert Date]</w:t>
+              <w:t>2026-05-12</w:t>
             </w:r>
           </w:p>
         </w:tc>
@@ -3724,7 +3724,7 @@
                 <w:b w:val="0"/>
                 <w:sz w:val="18"/>
               </w:rPr>
-              <w:t>[Insert Date Range]</w:t>
+              <w:t>Summer 2026 / Term 1 / Term 2</w:t>
             </w:r>
           </w:p>
         </w:tc>
@@ -3773,7 +3773,7 @@
                 <w:b w:val="0"/>
                 <w:sz w:val="18"/>
               </w:rPr>
-              <w:t>[Insert Date]</w:t>
+              <w:t>2026-05-12</w:t>
             </w:r>
           </w:p>
         </w:tc>
@@ -3822,7 +3822,7 @@
                 <w:b w:val="0"/>
                 <w:sz w:val="18"/>
               </w:rPr>
-              <w:t>[Insert Date]</w:t>
+              <w:t>2026-05-12</w:t>
             </w:r>
           </w:p>
         </w:tc>
@@ -3871,7 +3871,7 @@
                 <w:b w:val="0"/>
                 <w:sz w:val="18"/>
               </w:rPr>
-              <w:t>[Insert Date]</w:t>
+              <w:t>2026-05-12</w:t>
             </w:r>
           </w:p>
         </w:tc>
@@ -4467,7 +4467,7 @@
                 <w:b w:val="0"/>
                 <w:sz w:val="18"/>
               </w:rPr>
-              <w:t>[Insert Date]</w:t>
+              <w:t>2026-05-12</w:t>
             </w:r>
           </w:p>
         </w:tc>
@@ -4483,7 +4483,7 @@
                 <w:b w:val="0"/>
                 <w:sz w:val="18"/>
               </w:rPr>
-              <w:t>[Insert Name]</w:t>
+              <w:t>Carlos Chen</w:t>
             </w:r>
           </w:p>
         </w:tc>

--- a/07_Student_Communication_and_Showcase/TAS2O_Student_Onboarding_Package_AI_Enhanced.docx
+++ b/07_Student_Communication_and_Showcase/TAS2O_Student_Onboarding_Package_AI_Enhanced.docx
@@ -369,7 +369,7 @@
     </w:p>
     <w:p>
       <w:r>
-        <w:t>This onboarding package is designed for students enrolled in TAS2O. It introduces the course, learning expectations, safety responsibilities, responsible AI use, assessment structure, major assignments, portfolio requirements, and first-week start-up tasks. It should be distributed at the beginning of the course and kept in the student portfolio or learning management system.</w:t>
+        <w:t>This onboarding package is designed for students enrolled in TAS2O. It introduces the course, learning expectations, safety responsibilities, responsible AI use, assessment structure, major assignments, portfolio requirements, and first-week start-up tasks. It should be distributed at the beginning of the course and kept in the student portfolio or learning management system. It also supports the school communication, records, consent, and student-support procedures that apply to the course.</w:t>
       </w:r>
     </w:p>
     <w:p>
@@ -462,7 +462,7 @@
         <w:ind w:left="360"/>
       </w:pPr>
       <w:r>
-        <w:t>10. Tools, Materials, and Digital Accounts</w:t>
+        <w:t>Students should keep portfolio evidence organized so it can support feedback, grading, report cards, and school record procedures where relevant, and they should protect privacy when storing or sharing work.</w:t>
       </w:r>
     </w:p>
     <w:p>
@@ -2242,7 +2242,7 @@
     </w:p>
     <w:p>
       <w:r>
-        <w:t>AI tools may be used in this course when they support learning and when the teacher allows them for a specific task. AI use must be documented and verified.</w:t>
+        <w:t>AI tools may be used in this course when they support learning and when the teacher allows them for a specific task. AI use must be documented and verified. AI use must be documented and verified, and students remain responsible for the accuracy and originality of their work.</w:t>
       </w:r>
     </w:p>
     <w:tbl>
@@ -3903,7 +3903,7 @@
     </w:p>
     <w:p>
       <w:r>
-        <w:t>I understand that TAS2O is a practical, safety-focused, project-based OSSD credit course. I agree to follow classroom and lab safety rules, complete required evidence, document AI use honestly, participate respectfully, and maintain an organized portfolio.</w:t>
+        <w:t>I understand that TAS2O is a practical, safety-focused, project-based OSSD credit course. I agree to follow classroom and lab safety rules, complete required evidence, document AI use honestly, participate respectfully, maintain an organized portfolio, and follow school communication and record procedures.</w:t>
       </w:r>
     </w:p>
     <w:tbl>
@@ -4061,7 +4061,7 @@
     </w:p>
     <w:p>
       <w:r>
-        <w:t>A separate parent/guardian consent and practical course acknowledgement form should be completed if required by the school. The consent form should confirm awareness of hands-on activities, safety expectations, AI-enhanced learning, technology use, media/portfolio options, and any medical or accessibility considerations.</w:t>
+        <w:t>A separate parent/guardian consent and practical course acknowledgement form should be completed if required by the school. The consent form should confirm awareness of hands-on activities, safety expectations, AI-enhanced learning, technology use, media/portfolio options, and any medical or accessibility considerations. The consent form should be kept with the student record and should confirm awareness of hands-on activities, safety expectations, AI-enhanced learning, technology use, media/portfolio options, and any medical or accessibility considerations. Where applicable, the school may also keep related student-record, reporting, and support notes in the OSR/OST process.</w:t>
       </w:r>
     </w:p>
     <w:tbl>
